--- a/Madhumitha_Challa_Intern_Graduate.docx
+++ b/Madhumitha_Challa_Intern_Graduate.docx
@@ -439,7 +439,7 @@
         <w:spacing w:after="400"/>
       </w:pPr>
       <w:r>
-        <w:t xml:space="preserve">English (Proficient) | Tamil (Native) | Telugu (Fluent) | Hindi (Conversational)</w:t>
+        <w:t>English (Proficient) | Telugu (Native) | Tamil (Fluent) | Hindi (Conversational)</w:t>
       </w:r>
     </w:p>
     <w:p>

--- a/Madhumitha_Challa_Intern_Graduate.docx
+++ b/Madhumitha_Challa_Intern_Graduate.docx
@@ -111,6 +111,30 @@
         <w:spacing w:after="100" w:before="100"/>
       </w:pPr>
       <w:r>
+        <w:t>HR Administrative Officer | Monash University</w:t>
+      </w:r>
+    </w:p>
+    <w:p>
+      <w:pPr>
+        <w:spacing w:after="100"/>
+      </w:pPr>
+      <w:r>
+        <w:t>August 2026–October 2026</w:t>
+      </w:r>
+    </w:p>
+    <w:p>
+      <w:pPr>
+        <w:spacing w:after="50"/>
+      </w:pPr>
+      <w:r>
+        <w:t>• Casual HR Administrative Officer role (HEW 4, ~10 hrs/week) within the HR Projects team, Office of the Chief Operating Officer &amp; Senior Vice-President, Clayton Campus</w:t>
+      </w:r>
+    </w:p>
+    <w:p>
+      <w:pPr>
+        <w:spacing w:after="100" w:before="100"/>
+      </w:pPr>
+      <w:r>
         <w:t xml:space="preserve">Technology &amp; Digital Innovation Intern | Baazar (Fund'ex venture)</w:t>
       </w:r>
     </w:p>
@@ -119,7 +143,7 @@
         <w:spacing w:after="100"/>
       </w:pPr>
       <w:r>
-        <w:t xml:space="preserve">August 2026–Present</w:t>
+        <w:t>September 2026–Present</w:t>
       </w:r>
     </w:p>
     <w:p>
